--- a/CÔNG TY TNHH THƯƠNG MẠI QUỐC TẾ QUÁN NGUYÊN VIỆT NAM/THONG TIN -QUAN NGUYEN.docx
+++ b/CÔNG TY TNHH THƯƠNG MẠI QUỐC TẾ QUÁN NGUYÊN VIỆT NAM/THONG TIN -QUAN NGUYEN.docx
@@ -98,7 +98,7 @@
           <w:sz w:val="21"/>
           <w:szCs w:val="21"/>
         </w:rPr>
-        <w:t xml:space="preserve">khu đô thị </w:t>
+        <w:t>Khu đô thị TM-DV The Seasons Bình Dương</w:t>
       </w:r>
       <w:bookmarkStart w:id="0" w:name="_GoBack"/>
       <w:bookmarkEnd w:id="0"/>
@@ -110,7 +110,7 @@
           <w:sz w:val="21"/>
           <w:szCs w:val="21"/>
         </w:rPr>
-        <w:t>The Seasons, Khu phố Đông Nhì, Phường Lái Thiêu, TP.Hồ Chí Minh, Việt Nam</w:t>
+        <w:t>, Khu phố Đông Nhì, Phường Lái Thiêu, TP.Hồ Chí Minh, Việt Nam</w:t>
       </w:r>
       <w:r>
         <w:rPr>

--- a/CÔNG TY TNHH THƯƠNG MẠI QUỐC TẾ QUÁN NGUYÊN VIỆT NAM/THONG TIN -QUAN NGUYEN.docx
+++ b/CÔNG TY TNHH THƯƠNG MẠI QUỐC TẾ QUÁN NGUYÊN VIỆT NAM/THONG TIN -QUAN NGUYEN.docx
@@ -100,202 +100,259 @@
         </w:rPr>
         <w:t>Khu đô thị TM-DV The Seasons Bình Dương</w:t>
       </w:r>
+      <w:r>
+        <w:rPr>
+          <w:rFonts w:ascii="Segoe UI" w:eastAsia="Times New Roman" w:hAnsi="Segoe UI" w:cs="Segoe UI"/>
+          <w:color w:val="081B3A"/>
+          <w:spacing w:val="3"/>
+          <w:sz w:val="21"/>
+          <w:szCs w:val="21"/>
+        </w:rPr>
+        <w:t>, Khu phố Đông Nhì, Phường Lái Thiêu, TP.Hồ Chí Minh, Việt Nam</w:t>
+      </w:r>
+      <w:r>
+        <w:rPr>
+          <w:rFonts w:ascii="Segoe UI" w:eastAsia="Times New Roman" w:hAnsi="Segoe UI" w:cs="Segoe UI"/>
+          <w:color w:val="081B3A"/>
+          <w:spacing w:val="3"/>
+          <w:sz w:val="21"/>
+          <w:szCs w:val="21"/>
+        </w:rPr>
+        <w:t>.</w:t>
+      </w:r>
+    </w:p>
+    <w:p>
+      <w:pPr>
+        <w:shd w:val="clear" w:color="auto" w:fill="FFFFFF"/>
+        <w:spacing w:after="0" w:line="240" w:lineRule="auto"/>
+        <w:rPr>
+          <w:rFonts w:ascii="Segoe UI" w:eastAsia="Times New Roman" w:hAnsi="Segoe UI" w:cs="Segoe UI"/>
+          <w:color w:val="081B3A"/>
+          <w:spacing w:val="3"/>
+          <w:sz w:val="21"/>
+          <w:szCs w:val="21"/>
+        </w:rPr>
+      </w:pPr>
+    </w:p>
+    <w:p>
+      <w:pPr>
+        <w:spacing w:after="0" w:line="240" w:lineRule="auto"/>
+        <w:rPr>
+          <w:rFonts w:ascii="Times New Roman" w:eastAsia="Times New Roman" w:hAnsi="Times New Roman" w:cs="Times New Roman"/>
+          <w:sz w:val="24"/>
+          <w:szCs w:val="24"/>
+        </w:rPr>
+      </w:pPr>
+      <w:r>
+        <w:rPr>
+          <w:rFonts w:ascii="Times New Roman" w:eastAsia="Times New Roman" w:hAnsi="Times New Roman" w:cs="Times New Roman"/>
+          <w:sz w:val="24"/>
+          <w:szCs w:val="24"/>
+        </w:rPr>
+        <w:t>Địa chỉ tại Trung Quốc của pháp nhân là người TQ/</w:t>
+      </w:r>
+      <w:r>
+        <w:rPr>
+          <w:rFonts w:ascii="SimSun" w:eastAsia="SimSun" w:hAnsi="SimSun" w:cs="SimSun" w:hint="eastAsia"/>
+          <w:sz w:val="24"/>
+          <w:szCs w:val="24"/>
+        </w:rPr>
+        <w:t>法代人的身份证</w:t>
+      </w:r>
+      <w:r>
+        <w:rPr>
+          <w:rFonts w:ascii="Times New Roman" w:eastAsia="Times New Roman" w:hAnsi="Times New Roman" w:cs="Times New Roman"/>
+          <w:sz w:val="24"/>
+          <w:szCs w:val="24"/>
+        </w:rPr>
+        <w:t xml:space="preserve">: </w:t>
+      </w:r>
+      <w:r>
+        <w:rPr>
+          <w:rFonts w:ascii="SimSun" w:eastAsia="SimSun" w:hAnsi="SimSun" w:cs="SimSun" w:hint="eastAsia"/>
+          <w:sz w:val="24"/>
+          <w:szCs w:val="24"/>
+        </w:rPr>
+        <w:t>广东省阳西县儒洞镇寿场村委会老村南巷</w:t>
+      </w:r>
+      <w:r>
+        <w:rPr>
+          <w:rFonts w:ascii="Times New Roman" w:eastAsia="Times New Roman" w:hAnsi="Times New Roman" w:cs="Times New Roman"/>
+          <w:sz w:val="24"/>
+          <w:szCs w:val="24"/>
+        </w:rPr>
+        <w:t>12</w:t>
+      </w:r>
+      <w:r>
+        <w:rPr>
+          <w:rFonts w:ascii="SimSun" w:eastAsia="SimSun" w:hAnsi="SimSun" w:cs="SimSun" w:hint="eastAsia"/>
+          <w:sz w:val="24"/>
+          <w:szCs w:val="24"/>
+        </w:rPr>
+        <w:t>号之一</w:t>
+      </w:r>
+      <w:r>
+        <w:rPr>
+          <w:rFonts w:ascii="Times New Roman" w:eastAsia="Times New Roman" w:hAnsi="Times New Roman" w:cs="Times New Roman"/>
+          <w:sz w:val="24"/>
+          <w:szCs w:val="24"/>
+        </w:rPr>
+        <w:t xml:space="preserve"> (Số 12-1, hẻm Nam thôn Cũ, thôn Thọ Trường, trấn Như Động, huyện Dương Tây, tỉnh Quảng Đông, Trung Quốc.)</w:t>
+      </w:r>
+    </w:p>
+    <w:p>
+      <w:pPr>
+        <w:spacing w:after="0" w:line="240" w:lineRule="auto"/>
+        <w:rPr>
+          <w:rFonts w:ascii="Times New Roman" w:eastAsia="Times New Roman" w:hAnsi="Times New Roman" w:cs="Times New Roman"/>
+          <w:sz w:val="24"/>
+          <w:szCs w:val="24"/>
+        </w:rPr>
+      </w:pPr>
+    </w:p>
+    <w:p>
+      <w:pPr>
+        <w:spacing w:after="0" w:line="240" w:lineRule="auto"/>
+        <w:rPr>
+          <w:rFonts w:ascii="Times New Roman" w:eastAsia="Times New Roman" w:hAnsi="Times New Roman" w:cs="Times New Roman"/>
+          <w:sz w:val="24"/>
+          <w:szCs w:val="24"/>
+        </w:rPr>
+      </w:pPr>
+      <w:r>
+        <w:rPr>
+          <w:rFonts w:ascii="Times New Roman" w:eastAsia="Times New Roman" w:hAnsi="Times New Roman" w:cs="Times New Roman"/>
+          <w:sz w:val="24"/>
+          <w:szCs w:val="24"/>
+        </w:rPr>
+        <w:t xml:space="preserve">Thông tin liên lạc </w:t>
+      </w:r>
+      <w:r>
+        <w:rPr>
+          <w:rFonts w:ascii="SimSun" w:eastAsia="SimSun" w:hAnsi="SimSun" w:cs="SimSun" w:hint="eastAsia"/>
+          <w:sz w:val="24"/>
+          <w:szCs w:val="24"/>
+        </w:rPr>
+        <w:t>电话</w:t>
+      </w:r>
+      <w:r>
+        <w:rPr>
+          <w:rFonts w:ascii="Times New Roman" w:eastAsia="Times New Roman" w:hAnsi="Times New Roman" w:cs="Times New Roman"/>
+          <w:sz w:val="24"/>
+          <w:szCs w:val="24"/>
+        </w:rPr>
+        <w:t xml:space="preserve"> : 0915759822</w:t>
+      </w:r>
+    </w:p>
+    <w:p>
+      <w:pPr>
+        <w:spacing w:after="0" w:line="240" w:lineRule="auto"/>
+        <w:rPr>
+          <w:rFonts w:ascii="Times New Roman" w:eastAsia="Times New Roman" w:hAnsi="Times New Roman" w:cs="Times New Roman"/>
+          <w:sz w:val="24"/>
+          <w:szCs w:val="24"/>
+        </w:rPr>
+      </w:pPr>
+    </w:p>
+    <w:p>
+      <w:pPr>
+        <w:spacing w:after="0" w:line="240" w:lineRule="auto"/>
+        <w:rPr>
+          <w:rFonts w:ascii="Times New Roman" w:eastAsia="Times New Roman" w:hAnsi="Times New Roman" w:cs="Times New Roman"/>
+          <w:sz w:val="24"/>
+          <w:szCs w:val="24"/>
+        </w:rPr>
+      </w:pPr>
+      <w:r>
+        <w:rPr>
+          <w:rFonts w:ascii="Times New Roman" w:eastAsia="Times New Roman" w:hAnsi="Times New Roman" w:cs="Times New Roman"/>
+          <w:sz w:val="24"/>
+          <w:szCs w:val="24"/>
+        </w:rPr>
+        <w:t xml:space="preserve">Vốn đăng ký : 1 ty </w:t>
+      </w:r>
+    </w:p>
+    <w:p>
+      <w:pPr>
+        <w:spacing w:after="0" w:line="240" w:lineRule="auto"/>
+        <w:rPr>
+          <w:rFonts w:ascii="Times New Roman" w:eastAsia="Times New Roman" w:hAnsi="Times New Roman" w:cs="Times New Roman"/>
+          <w:sz w:val="24"/>
+          <w:szCs w:val="24"/>
+        </w:rPr>
+      </w:pPr>
+    </w:p>
+    <w:p>
+      <w:pPr>
+        <w:spacing w:after="0" w:line="240" w:lineRule="auto"/>
+        <w:rPr>
+          <w:rFonts w:ascii="Segoe UI" w:hAnsi="Segoe UI" w:cs="Segoe UI"/>
+          <w:color w:val="081B3A"/>
+          <w:spacing w:val="3"/>
+          <w:sz w:val="23"/>
+          <w:szCs w:val="23"/>
+          <w:shd w:val="clear" w:color="auto" w:fill="FFFFFF"/>
+        </w:rPr>
+      </w:pPr>
+      <w:r>
+        <w:rPr>
+          <w:rFonts w:ascii="Segoe UI" w:hAnsi="Segoe UI" w:cs="Segoe UI"/>
+          <w:color w:val="081B3A"/>
+          <w:spacing w:val="3"/>
+          <w:sz w:val="23"/>
+          <w:szCs w:val="23"/>
+          <w:shd w:val="clear" w:color="auto" w:fill="FFFFFF"/>
+        </w:rPr>
+        <w:t xml:space="preserve">Ngành nghề kinh doanh </w:t>
+      </w:r>
+      <w:r>
+        <w:rPr>
+          <w:rFonts w:ascii="Segoe UI" w:hAnsi="Segoe UI" w:cs="Segoe UI"/>
+          <w:color w:val="081B3A"/>
+          <w:spacing w:val="3"/>
+          <w:sz w:val="23"/>
+          <w:szCs w:val="23"/>
+          <w:shd w:val="clear" w:color="auto" w:fill="FFFFFF"/>
+        </w:rPr>
+        <w:t>营业范围</w:t>
+      </w:r>
+      <w:r>
+        <w:rPr>
+          <w:rFonts w:ascii="Segoe UI" w:hAnsi="Segoe UI" w:cs="Segoe UI"/>
+          <w:color w:val="081B3A"/>
+          <w:spacing w:val="3"/>
+          <w:sz w:val="23"/>
+          <w:szCs w:val="23"/>
+          <w:shd w:val="clear" w:color="auto" w:fill="FFFFFF"/>
+        </w:rPr>
+        <w:t xml:space="preserve"> </w:t>
+      </w:r>
+      <w:r>
+        <w:rPr>
+          <w:rFonts w:ascii="Segoe UI" w:hAnsi="Segoe UI" w:cs="Segoe UI"/>
+          <w:color w:val="FF0000"/>
+          <w:spacing w:val="3"/>
+          <w:sz w:val="23"/>
+          <w:szCs w:val="23"/>
+          <w:highlight w:val="yellow"/>
+          <w:shd w:val="clear" w:color="auto" w:fill="FFFFFF"/>
+        </w:rPr>
+        <w:t>47</w:t>
+      </w:r>
       <w:bookmarkStart w:id="0" w:name="_GoBack"/>
       <w:bookmarkEnd w:id="0"/>
       <w:r>
         <w:rPr>
-          <w:rFonts w:ascii="Segoe UI" w:eastAsia="Times New Roman" w:hAnsi="Segoe UI" w:cs="Segoe UI"/>
-          <w:color w:val="081B3A"/>
-          <w:spacing w:val="3"/>
-          <w:sz w:val="21"/>
-          <w:szCs w:val="21"/>
-        </w:rPr>
-        <w:t>, Khu phố Đông Nhì, Phường Lái Thiêu, TP.Hồ Chí Minh, Việt Nam</w:t>
-      </w:r>
-      <w:r>
-        <w:rPr>
-          <w:rFonts w:ascii="Segoe UI" w:eastAsia="Times New Roman" w:hAnsi="Segoe UI" w:cs="Segoe UI"/>
-          <w:color w:val="081B3A"/>
-          <w:spacing w:val="3"/>
-          <w:sz w:val="21"/>
-          <w:szCs w:val="21"/>
-        </w:rPr>
-        <w:t>.</w:t>
-      </w:r>
-    </w:p>
-    <w:p>
-      <w:pPr>
-        <w:shd w:val="clear" w:color="auto" w:fill="FFFFFF"/>
-        <w:spacing w:after="0" w:line="240" w:lineRule="auto"/>
-        <w:rPr>
-          <w:rFonts w:ascii="Segoe UI" w:eastAsia="Times New Roman" w:hAnsi="Segoe UI" w:cs="Segoe UI"/>
-          <w:color w:val="081B3A"/>
-          <w:spacing w:val="3"/>
-          <w:sz w:val="21"/>
-          <w:szCs w:val="21"/>
-        </w:rPr>
-      </w:pPr>
-    </w:p>
-    <w:p>
-      <w:pPr>
-        <w:spacing w:after="0" w:line="240" w:lineRule="auto"/>
-        <w:rPr>
-          <w:rFonts w:ascii="Times New Roman" w:eastAsia="Times New Roman" w:hAnsi="Times New Roman" w:cs="Times New Roman"/>
-          <w:sz w:val="24"/>
-          <w:szCs w:val="24"/>
-        </w:rPr>
-      </w:pPr>
-      <w:r>
-        <w:rPr>
-          <w:rFonts w:ascii="Times New Roman" w:eastAsia="Times New Roman" w:hAnsi="Times New Roman" w:cs="Times New Roman"/>
-          <w:sz w:val="24"/>
-          <w:szCs w:val="24"/>
-        </w:rPr>
-        <w:t>Địa chỉ tại Trung Quốc của pháp nhân là người TQ/</w:t>
-      </w:r>
-      <w:r>
-        <w:rPr>
-          <w:rFonts w:ascii="SimSun" w:eastAsia="SimSun" w:hAnsi="SimSun" w:cs="SimSun" w:hint="eastAsia"/>
-          <w:sz w:val="24"/>
-          <w:szCs w:val="24"/>
-        </w:rPr>
-        <w:t>法代人的身份证</w:t>
-      </w:r>
-      <w:r>
-        <w:rPr>
-          <w:rFonts w:ascii="Times New Roman" w:eastAsia="Times New Roman" w:hAnsi="Times New Roman" w:cs="Times New Roman"/>
-          <w:sz w:val="24"/>
-          <w:szCs w:val="24"/>
-        </w:rPr>
-        <w:t xml:space="preserve">: </w:t>
-      </w:r>
-      <w:r>
-        <w:rPr>
-          <w:rFonts w:ascii="SimSun" w:eastAsia="SimSun" w:hAnsi="SimSun" w:cs="SimSun" w:hint="eastAsia"/>
-          <w:sz w:val="24"/>
-          <w:szCs w:val="24"/>
-        </w:rPr>
-        <w:t>广东省阳西县儒洞镇寿场村委会老村南巷</w:t>
-      </w:r>
-      <w:r>
-        <w:rPr>
-          <w:rFonts w:ascii="Times New Roman" w:eastAsia="Times New Roman" w:hAnsi="Times New Roman" w:cs="Times New Roman"/>
-          <w:sz w:val="24"/>
-          <w:szCs w:val="24"/>
-        </w:rPr>
-        <w:t>12</w:t>
-      </w:r>
-      <w:r>
-        <w:rPr>
-          <w:rFonts w:ascii="SimSun" w:eastAsia="SimSun" w:hAnsi="SimSun" w:cs="SimSun" w:hint="eastAsia"/>
-          <w:sz w:val="24"/>
-          <w:szCs w:val="24"/>
-        </w:rPr>
-        <w:t>号之一</w:t>
-      </w:r>
-      <w:r>
-        <w:rPr>
-          <w:rFonts w:ascii="Times New Roman" w:eastAsia="Times New Roman" w:hAnsi="Times New Roman" w:cs="Times New Roman"/>
-          <w:sz w:val="24"/>
-          <w:szCs w:val="24"/>
-        </w:rPr>
-        <w:t xml:space="preserve"> (Số 12-1, hẻm Nam thôn Cũ, thôn Thọ Trường, trấn Như Động, huyện Dương Tây, tỉnh Quảng Đông, Trung Quốc.)</w:t>
-      </w:r>
-    </w:p>
-    <w:p>
-      <w:pPr>
-        <w:spacing w:after="0" w:line="240" w:lineRule="auto"/>
-        <w:rPr>
-          <w:rFonts w:ascii="Times New Roman" w:eastAsia="Times New Roman" w:hAnsi="Times New Roman" w:cs="Times New Roman"/>
-          <w:sz w:val="24"/>
-          <w:szCs w:val="24"/>
-        </w:rPr>
-      </w:pPr>
-    </w:p>
-    <w:p>
-      <w:pPr>
-        <w:spacing w:after="0" w:line="240" w:lineRule="auto"/>
-        <w:rPr>
-          <w:rFonts w:ascii="Times New Roman" w:eastAsia="Times New Roman" w:hAnsi="Times New Roman" w:cs="Times New Roman"/>
-          <w:sz w:val="24"/>
-          <w:szCs w:val="24"/>
-        </w:rPr>
-      </w:pPr>
-      <w:r>
-        <w:rPr>
-          <w:rFonts w:ascii="Times New Roman" w:eastAsia="Times New Roman" w:hAnsi="Times New Roman" w:cs="Times New Roman"/>
-          <w:sz w:val="24"/>
-          <w:szCs w:val="24"/>
-        </w:rPr>
-        <w:t xml:space="preserve">Thông tin liên lạc </w:t>
-      </w:r>
-      <w:r>
-        <w:rPr>
-          <w:rFonts w:ascii="SimSun" w:eastAsia="SimSun" w:hAnsi="SimSun" w:cs="SimSun" w:hint="eastAsia"/>
-          <w:sz w:val="24"/>
-          <w:szCs w:val="24"/>
-        </w:rPr>
-        <w:t>电话</w:t>
-      </w:r>
-      <w:r>
-        <w:rPr>
-          <w:rFonts w:ascii="Times New Roman" w:eastAsia="Times New Roman" w:hAnsi="Times New Roman" w:cs="Times New Roman"/>
-          <w:sz w:val="24"/>
-          <w:szCs w:val="24"/>
-        </w:rPr>
-        <w:t xml:space="preserve"> : 0915759822</w:t>
-      </w:r>
-    </w:p>
-    <w:p>
-      <w:pPr>
-        <w:spacing w:after="0" w:line="240" w:lineRule="auto"/>
-        <w:rPr>
-          <w:rFonts w:ascii="Times New Roman" w:eastAsia="Times New Roman" w:hAnsi="Times New Roman" w:cs="Times New Roman"/>
-          <w:sz w:val="24"/>
-          <w:szCs w:val="24"/>
-        </w:rPr>
-      </w:pPr>
-    </w:p>
-    <w:p>
-      <w:pPr>
-        <w:spacing w:after="0" w:line="240" w:lineRule="auto"/>
-        <w:rPr>
-          <w:rFonts w:ascii="Times New Roman" w:eastAsia="Times New Roman" w:hAnsi="Times New Roman" w:cs="Times New Roman"/>
-          <w:sz w:val="24"/>
-          <w:szCs w:val="24"/>
-        </w:rPr>
-      </w:pPr>
-      <w:r>
-        <w:rPr>
-          <w:rFonts w:ascii="Times New Roman" w:eastAsia="Times New Roman" w:hAnsi="Times New Roman" w:cs="Times New Roman"/>
-          <w:sz w:val="24"/>
-          <w:szCs w:val="24"/>
-        </w:rPr>
-        <w:t xml:space="preserve">Vốn đăng ký : 1 ty </w:t>
-      </w:r>
-    </w:p>
-    <w:p>
-      <w:pPr>
-        <w:spacing w:after="0" w:line="240" w:lineRule="auto"/>
-        <w:rPr>
-          <w:rFonts w:ascii="Times New Roman" w:eastAsia="Times New Roman" w:hAnsi="Times New Roman" w:cs="Times New Roman"/>
-          <w:sz w:val="24"/>
-          <w:szCs w:val="24"/>
-        </w:rPr>
-      </w:pPr>
-    </w:p>
-    <w:p>
-      <w:pPr>
-        <w:spacing w:after="0" w:line="240" w:lineRule="auto"/>
-        <w:rPr>
           <w:rFonts w:ascii="Segoe UI" w:hAnsi="Segoe UI" w:cs="Segoe UI"/>
-          <w:color w:val="081B3A"/>
-          <w:spacing w:val="3"/>
-          <w:sz w:val="23"/>
-          <w:szCs w:val="23"/>
-          <w:shd w:val="clear" w:color="auto" w:fill="FFFFFF"/>
-        </w:rPr>
-      </w:pPr>
+          <w:color w:val="FF0000"/>
+          <w:spacing w:val="3"/>
+          <w:sz w:val="23"/>
+          <w:szCs w:val="23"/>
+          <w:highlight w:val="yellow"/>
+          <w:shd w:val="clear" w:color="auto" w:fill="FFFFFF"/>
+        </w:rPr>
+        <w:t>91</w:t>
+      </w:r>
       <w:r>
         <w:rPr>
           <w:rFonts w:ascii="Segoe UI" w:hAnsi="Segoe UI" w:cs="Segoe UI"/>
@@ -305,29 +362,7 @@
           <w:szCs w:val="23"/>
           <w:shd w:val="clear" w:color="auto" w:fill="FFFFFF"/>
         </w:rPr>
-        <w:t xml:space="preserve">Ngành nghề kinh doanh </w:t>
-      </w:r>
-      <w:r>
-        <w:rPr>
-          <w:rFonts w:ascii="Segoe UI" w:hAnsi="Segoe UI" w:cs="Segoe UI"/>
-          <w:color w:val="081B3A"/>
-          <w:spacing w:val="3"/>
-          <w:sz w:val="23"/>
-          <w:szCs w:val="23"/>
-          <w:shd w:val="clear" w:color="auto" w:fill="FFFFFF"/>
-        </w:rPr>
-        <w:t>营业范围</w:t>
-      </w:r>
-      <w:r>
-        <w:rPr>
-          <w:rFonts w:ascii="Segoe UI" w:hAnsi="Segoe UI" w:cs="Segoe UI"/>
-          <w:color w:val="081B3A"/>
-          <w:spacing w:val="3"/>
-          <w:sz w:val="23"/>
-          <w:szCs w:val="23"/>
-          <w:shd w:val="clear" w:color="auto" w:fill="FFFFFF"/>
-        </w:rPr>
-        <w:t xml:space="preserve"> 4791, 4649, 4610, 4690 -Nhập khẩu và phân phối các sản phẩm mỹ phẩm như (đồ makeup, skincare, sữa tắm, dầu gội,..) và bán online trên sàn thương mại điện tử ạ</w:t>
+        <w:t>, 4649, 4610, 4690 -Nhập khẩu và phân phối các sản phẩm mỹ phẩm như (đồ makeup, skincare, sữa tắm, dầu gội,..) và bán online trên sàn thương mại điện tử ạ</w:t>
       </w:r>
     </w:p>
     <w:p>
